--- a/docs/ERS-V2.docx
+++ b/docs/ERS-V2.docx
@@ -531,7 +531,16 @@
         <w:pStyle w:val="Compact"/>
       </w:pPr>
       <w:r>
-        <w:t xml:space="preserve">Documento de cobertura de testing de Fuma (</w:t>
+        <w:t xml:space="preserve">Documento de testing y cobertura de Fuma (</w:t>
+      </w:r>
+      <w:r>
+        <w:rPr>
+          <w:rStyle w:val="VerbatimChar"/>
+        </w:rPr>
+        <w:t xml:space="preserve">docs/Documento-Testing</w:t>
+      </w:r>
+      <w:r>
+        <w:t xml:space="preserve">) y salida de cobertura (</w:t>
       </w:r>
       <w:r>
         <w:rPr>
@@ -3790,7 +3799,31 @@
               <w:t xml:space="preserve">npm run test:coverage</w:t>
             </w:r>
             <w:r>
-              <w:t xml:space="preserve">; resultado: 95,9 %</w:t>
+              <w:t xml:space="preserve">; resultado: 95,9 % (fuente:</w:t>
+            </w:r>
+            <w:r>
+              <w:t xml:space="preserve"> </w:t>
+            </w:r>
+            <w:r>
+              <w:rPr>
+                <w:rStyle w:val="VerbatimChar"/>
+              </w:rPr>
+              <w:t xml:space="preserve">docs/cobertura.txt</w:t>
+            </w:r>
+            <w:r>
+              <w:t xml:space="preserve">; análisis en</w:t>
+            </w:r>
+            <w:r>
+              <w:t xml:space="preserve"> </w:t>
+            </w:r>
+            <w:r>
+              <w:rPr>
+                <w:rStyle w:val="VerbatimChar"/>
+              </w:rPr>
+              <w:t xml:space="preserve">docs/Documento-Testing</w:t>
+            </w:r>
+            <w:r>
+              <w:t xml:space="preserve">)</w:t>
             </w:r>
           </w:p>
         </w:tc>
@@ -3846,7 +3879,7 @@
               <w:t xml:space="preserve">npm test</w:t>
             </w:r>
             <w:r>
-              <w:t xml:space="preserve">; resultado: 93 de 93</w:t>
+              <w:t xml:space="preserve">; resultado: 93 de 93 en 10 ejecuciones locales consecutivas</w:t>
             </w:r>
           </w:p>
         </w:tc>
@@ -4088,19 +4121,19 @@
               <w:jc w:val="left"/>
             </w:pPr>
             <w:r>
-              <w:t xml:space="preserve">Todas las operaciones son locales y síncronas, sin llamadas de red, por lo que las respuestas son inmediatas para el usuario.</w:t>
-            </w:r>
-          </w:p>
-        </w:tc>
-        <w:tc>
-          <w:tcPr/>
-          <w:p>
-            <w:pPr>
-              <w:pStyle w:val="Compact"/>
-              <w:jc w:val="left"/>
-            </w:pPr>
-            <w:r>
-              <w:t xml:space="preserve">Verificación manual</w:t>
+              <w:t xml:space="preserve">Todas las operaciones son locales y síncronas, sin llamadas de red. No se midieron tiempos de respuesta.</w:t>
+            </w:r>
+          </w:p>
+        </w:tc>
+        <w:tc>
+          <w:tcPr/>
+          <w:p>
+            <w:pPr>
+              <w:pStyle w:val="Compact"/>
+              <w:jc w:val="left"/>
+            </w:pPr>
+            <w:r>
+              <w:t xml:space="preserve">Revisión de código (no hay llamadas de red); sin mediciones de rendimiento</w:t>
             </w:r>
           </w:p>
         </w:tc>
@@ -4138,19 +4171,19 @@
               <w:jc w:val="left"/>
             </w:pPr>
             <w:r>
-              <w:t xml:space="preserve">Funciona en navegadores modernos con soporte de ES2020, localStorage y React 18. Las pruebas se ejecutan en Chrome.</w:t>
-            </w:r>
-          </w:p>
-        </w:tc>
-        <w:tc>
-          <w:tcPr/>
-          <w:p>
-            <w:pPr>
-              <w:pStyle w:val="Compact"/>
-              <w:jc w:val="left"/>
-            </w:pPr>
-            <w:r>
-              <w:t xml:space="preserve">Pruebas en Chrome headless</w:t>
+              <w:t xml:space="preserve">Está pensado para navegadores modernos con soporte de ES2020, localStorage y React 18. Solo se ha verificado en Chrome.</w:t>
+            </w:r>
+          </w:p>
+        </w:tc>
+        <w:tc>
+          <w:tcPr/>
+          <w:p>
+            <w:pPr>
+              <w:pStyle w:val="Compact"/>
+              <w:jc w:val="left"/>
+            </w:pPr>
+            <w:r>
+              <w:t xml:space="preserve">Pruebas automáticas en Chrome headless; no se probó en otros navegadores</w:t>
             </w:r>
           </w:p>
         </w:tc>
@@ -4215,22 +4248,58 @@
               <w:t xml:space="preserve">npm run dev</w:t>
             </w:r>
             <w:r>
+              <w:t xml:space="preserve">, con Node.js 18 o superior (requisito declarado en el</w:t>
+            </w:r>
+            <w:r>
               <w:t xml:space="preserve"> </w:t>
             </w:r>
             <w:r>
-              <w:t xml:space="preserve">en macOS, Windows o Linux con Node.js 18 o superior.</w:t>
-            </w:r>
-          </w:p>
-        </w:tc>
-        <w:tc>
-          <w:tcPr/>
-          <w:p>
-            <w:pPr>
-              <w:pStyle w:val="Compact"/>
-              <w:jc w:val="left"/>
-            </w:pPr>
-            <w:r>
-              <w:t xml:space="preserve">Instalación en equipos de prueba</w:t>
+              <w:rPr>
+                <w:rStyle w:val="VerbatimChar"/>
+              </w:rPr>
+              <w:t xml:space="preserve">README.md</w:t>
+            </w:r>
+            <w:r>
+              <w:t xml:space="preserve">).</w:t>
+            </w:r>
+          </w:p>
+        </w:tc>
+        <w:tc>
+          <w:tcPr/>
+          <w:p>
+            <w:pPr>
+              <w:pStyle w:val="Compact"/>
+              <w:jc w:val="left"/>
+            </w:pPr>
+            <w:r>
+              <w:t xml:space="preserve">Desarrollo y pruebas en macOS; en Linux se comprobaron</w:t>
+            </w:r>
+            <w:r>
+              <w:t xml:space="preserve"> </w:t>
+            </w:r>
+            <w:r>
+              <w:rPr>
+                <w:rStyle w:val="VerbatimChar"/>
+              </w:rPr>
+              <w:t xml:space="preserve">npm ci</w:t>
+            </w:r>
+            <w:r>
+              <w:t xml:space="preserve">,</w:t>
+            </w:r>
+            <w:r>
+              <w:t xml:space="preserve"> </w:t>
+            </w:r>
+            <w:r>
+              <w:rPr>
+                <w:rStyle w:val="VerbatimChar"/>
+              </w:rPr>
+              <w:t xml:space="preserve">npm run build</w:t>
+            </w:r>
+            <w:r>
+              <w:t xml:space="preserve"> </w:t>
+            </w:r>
+            <w:r>
+              <w:t xml:space="preserve">y las pruebas sobre un clon limpio. No se probó en Windows ni con Node.js 18</w:t>
             </w:r>
           </w:p>
         </w:tc>
@@ -6942,10 +7011,7 @@
               <w:jc w:val="left"/>
             </w:pPr>
             <w:r>
-              <w:rPr>
-                <w:rStyle w:val="VerbatimChar"/>
-              </w:rPr>
-              <w:t xml:space="preserve">login.spec.jsx</w:t>
+              <w:t xml:space="preserve">Revisión de código (no hay prueba automática de un inicio de sesión exitoso)</w:t>
             </w:r>
           </w:p>
         </w:tc>
@@ -7007,6 +7073,121 @@
               <w:t xml:space="preserve">BarraNavegacion.spec.jsx</w:t>
             </w:r>
             <w:r>
+              <w:t xml:space="preserve"> </w:t>
+            </w:r>
+            <w:r>
+              <w:t xml:space="preserve">(cierre de sesión),</w:t>
+            </w:r>
+            <w:r>
+              <w:t xml:space="preserve"> </w:t>
+            </w:r>
+            <w:r>
+              <w:rPr>
+                <w:rStyle w:val="VerbatimChar"/>
+              </w:rPr>
+              <w:t xml:space="preserve">authContext.spec.jsx</w:t>
+            </w:r>
+            <w:r>
+              <w:t xml:space="preserve">; el saludo</w:t>
+            </w:r>
+            <w:r>
+              <w:t xml:space="preserve"> </w:t>
+            </w:r>
+            <w:r>
+              <w:t xml:space="preserve">“</w:t>
+            </w:r>
+            <w:r>
+              <w:t xml:space="preserve">Hola, nombre</w:t>
+            </w:r>
+            <w:r>
+              <w:t xml:space="preserve">”</w:t>
+            </w:r>
+            <w:r>
+              <w:t xml:space="preserve"> </w:t>
+            </w:r>
+            <w:r>
+              <w:t xml:space="preserve">se verifica por revisión de código</w:t>
+            </w:r>
+          </w:p>
+        </w:tc>
+      </w:tr>
+      <w:tr>
+        <w:tc>
+          <w:tcPr/>
+          <w:p>
+            <w:pPr>
+              <w:pStyle w:val="Compact"/>
+              <w:jc w:val="left"/>
+            </w:pPr>
+            <w:r>
+              <w:t xml:space="preserve">RF-21</w:t>
+            </w:r>
+          </w:p>
+        </w:tc>
+        <w:tc>
+          <w:tcPr/>
+          <w:p>
+            <w:pPr>
+              <w:pStyle w:val="Compact"/>
+              <w:jc w:val="left"/>
+            </w:pPr>
+            <w:r>
+              <w:rPr>
+                <w:rStyle w:val="VerbatimChar"/>
+              </w:rPr>
+              <w:t xml:space="preserve">AuthProvider</w:t>
+            </w:r>
+            <w:r>
+              <w:t xml:space="preserve"> </w:t>
+            </w:r>
+            <w:r>
+              <w:t xml:space="preserve">(leerSesionGuardada)</w:t>
+            </w:r>
+          </w:p>
+        </w:tc>
+        <w:tc>
+          <w:tcPr/>
+          <w:p>
+            <w:pPr>
+              <w:pStyle w:val="Compact"/>
+              <w:jc w:val="left"/>
+            </w:pPr>
+            <w:r>
+              <w:rPr>
+                <w:rStyle w:val="VerbatimChar"/>
+              </w:rPr>
+              <w:t xml:space="preserve">authContext.spec.jsx</w:t>
+            </w:r>
+          </w:p>
+        </w:tc>
+      </w:tr>
+      <w:tr>
+        <w:tc>
+          <w:tcPr/>
+          <w:p>
+            <w:pPr>
+              <w:pStyle w:val="Compact"/>
+              <w:jc w:val="left"/>
+            </w:pPr>
+            <w:r>
+              <w:t xml:space="preserve">RF-22</w:t>
+            </w:r>
+          </w:p>
+        </w:tc>
+        <w:tc>
+          <w:tcPr/>
+          <w:p>
+            <w:pPr>
+              <w:pStyle w:val="Compact"/>
+              <w:jc w:val="left"/>
+            </w:pPr>
+            <w:r>
+              <w:rPr>
+                <w:rStyle w:val="VerbatimChar"/>
+              </w:rPr>
+              <w:t xml:space="preserve">FormularioCheckout</w:t>
+            </w:r>
+            <w:r>
               <w:t xml:space="preserve">,</w:t>
             </w:r>
             <w:r>
@@ -7016,87 +7197,141 @@
               <w:rPr>
                 <w:rStyle w:val="VerbatimChar"/>
               </w:rPr>
-              <w:t xml:space="preserve">authContext.spec.jsx</w:t>
-            </w:r>
-          </w:p>
-        </w:tc>
-      </w:tr>
-      <w:tr>
-        <w:tc>
-          <w:tcPr/>
-          <w:p>
-            <w:pPr>
-              <w:pStyle w:val="Compact"/>
-              <w:jc w:val="left"/>
-            </w:pPr>
-            <w:r>
-              <w:t xml:space="preserve">RF-21</w:t>
-            </w:r>
-          </w:p>
-        </w:tc>
-        <w:tc>
-          <w:tcPr/>
-          <w:p>
-            <w:pPr>
-              <w:pStyle w:val="Compact"/>
-              <w:jc w:val="left"/>
-            </w:pPr>
-            <w:r>
-              <w:rPr>
-                <w:rStyle w:val="VerbatimChar"/>
-              </w:rPr>
-              <w:t xml:space="preserve">AuthProvider</w:t>
+              <w:t xml:space="preserve">CampoFormulario</w:t>
+            </w:r>
+          </w:p>
+        </w:tc>
+        <w:tc>
+          <w:tcPr/>
+          <w:p>
+            <w:pPr>
+              <w:pStyle w:val="Compact"/>
+              <w:jc w:val="left"/>
+            </w:pPr>
+            <w:r>
+              <w:rPr>
+                <w:rStyle w:val="VerbatimChar"/>
+              </w:rPr>
+              <w:t xml:space="preserve">checkout.spec.jsx</w:t>
+            </w:r>
+          </w:p>
+        </w:tc>
+      </w:tr>
+      <w:tr>
+        <w:tc>
+          <w:tcPr/>
+          <w:p>
+            <w:pPr>
+              <w:pStyle w:val="Compact"/>
+              <w:jc w:val="left"/>
+            </w:pPr>
+            <w:r>
+              <w:t xml:space="preserve">RF-23</w:t>
+            </w:r>
+          </w:p>
+        </w:tc>
+        <w:tc>
+          <w:tcPr/>
+          <w:p>
+            <w:pPr>
+              <w:pStyle w:val="Compact"/>
+              <w:jc w:val="left"/>
+            </w:pPr>
+            <w:r>
+              <w:rPr>
+                <w:rStyle w:val="VerbatimChar"/>
+              </w:rPr>
+              <w:t xml:space="preserve">validarDatosCheckout</w:t>
+            </w:r>
+          </w:p>
+        </w:tc>
+        <w:tc>
+          <w:tcPr/>
+          <w:p>
+            <w:pPr>
+              <w:pStyle w:val="Compact"/>
+              <w:jc w:val="left"/>
+            </w:pPr>
+            <w:r>
+              <w:rPr>
+                <w:rStyle w:val="VerbatimChar"/>
+              </w:rPr>
+              <w:t xml:space="preserve">validaciones.spec.js</w:t>
+            </w:r>
+            <w:r>
+              <w:t xml:space="preserve">,</w:t>
             </w:r>
             <w:r>
               <w:t xml:space="preserve"> </w:t>
             </w:r>
             <w:r>
-              <w:t xml:space="preserve">(leerSesionGuardada)</w:t>
-            </w:r>
-          </w:p>
-        </w:tc>
-        <w:tc>
-          <w:tcPr/>
-          <w:p>
-            <w:pPr>
-              <w:pStyle w:val="Compact"/>
-              <w:jc w:val="left"/>
-            </w:pPr>
-            <w:r>
-              <w:rPr>
-                <w:rStyle w:val="VerbatimChar"/>
-              </w:rPr>
-              <w:t xml:space="preserve">authContext.spec.jsx</w:t>
-            </w:r>
-          </w:p>
-        </w:tc>
-      </w:tr>
-      <w:tr>
-        <w:tc>
-          <w:tcPr/>
-          <w:p>
-            <w:pPr>
-              <w:pStyle w:val="Compact"/>
-              <w:jc w:val="left"/>
-            </w:pPr>
-            <w:r>
-              <w:t xml:space="preserve">RF-22</w:t>
-            </w:r>
-          </w:p>
-        </w:tc>
-        <w:tc>
-          <w:tcPr/>
-          <w:p>
-            <w:pPr>
-              <w:pStyle w:val="Compact"/>
-              <w:jc w:val="left"/>
-            </w:pPr>
+              <w:rPr>
+                <w:rStyle w:val="VerbatimChar"/>
+              </w:rPr>
+              <w:t xml:space="preserve">checkout.spec.jsx</w:t>
+            </w:r>
+            <w:r>
+              <w:t xml:space="preserve">; el formato del teléfono se verifica por revisión de código (las pruebas cubren el teléfono vacío)</w:t>
+            </w:r>
+          </w:p>
+        </w:tc>
+      </w:tr>
+      <w:tr>
+        <w:tc>
+          <w:tcPr/>
+          <w:p>
+            <w:pPr>
+              <w:pStyle w:val="Compact"/>
+              <w:jc w:val="left"/>
+            </w:pPr>
+            <w:r>
+              <w:t xml:space="preserve">RF-24</w:t>
+            </w:r>
+          </w:p>
+        </w:tc>
+        <w:tc>
+          <w:tcPr/>
+          <w:p>
+            <w:pPr>
+              <w:pStyle w:val="Compact"/>
+              <w:jc w:val="left"/>
+            </w:pPr>
+            <w:r>
+              <w:rPr>
+                <w:rStyle w:val="VerbatimChar"/>
+              </w:rPr>
+              <w:t xml:space="preserve">validarDatosCheckout</w:t>
+            </w:r>
+            <w:r>
+              <w:t xml:space="preserve"> </w:t>
+            </w:r>
+            <w:r>
+              <w:t xml:space="preserve">(dirección condicional),</w:t>
+            </w:r>
+            <w:r>
+              <w:t xml:space="preserve"> </w:t>
+            </w:r>
             <w:r>
               <w:rPr>
                 <w:rStyle w:val="VerbatimChar"/>
               </w:rPr>
               <w:t xml:space="preserve">FormularioCheckout</w:t>
             </w:r>
+          </w:p>
+        </w:tc>
+        <w:tc>
+          <w:tcPr/>
+          <w:p>
+            <w:pPr>
+              <w:pStyle w:val="Compact"/>
+              <w:jc w:val="left"/>
+            </w:pPr>
+            <w:r>
+              <w:rPr>
+                <w:rStyle w:val="VerbatimChar"/>
+              </w:rPr>
+              <w:t xml:space="preserve">validaciones.spec.js</w:t>
+            </w:r>
             <w:r>
               <w:t xml:space="preserve">,</w:t>
             </w:r>
@@ -7107,21 +7342,6 @@
               <w:rPr>
                 <w:rStyle w:val="VerbatimChar"/>
               </w:rPr>
-              <w:t xml:space="preserve">CampoFormulario</w:t>
-            </w:r>
-          </w:p>
-        </w:tc>
-        <w:tc>
-          <w:tcPr/>
-          <w:p>
-            <w:pPr>
-              <w:pStyle w:val="Compact"/>
-              <w:jc w:val="left"/>
-            </w:pPr>
-            <w:r>
-              <w:rPr>
-                <w:rStyle w:val="VerbatimChar"/>
-              </w:rPr>
               <w:t xml:space="preserve">checkout.spec.jsx</w:t>
             </w:r>
           </w:p>
@@ -7136,22 +7356,143 @@
               <w:jc w:val="left"/>
             </w:pPr>
             <w:r>
-              <w:t xml:space="preserve">RF-23</w:t>
-            </w:r>
-          </w:p>
-        </w:tc>
-        <w:tc>
-          <w:tcPr/>
-          <w:p>
-            <w:pPr>
-              <w:pStyle w:val="Compact"/>
-              <w:jc w:val="left"/>
-            </w:pPr>
-            <w:r>
-              <w:rPr>
-                <w:rStyle w:val="VerbatimChar"/>
-              </w:rPr>
-              <w:t xml:space="preserve">validarDatosCheckout</w:t>
+              <w:t xml:space="preserve">RF-25</w:t>
+            </w:r>
+          </w:p>
+        </w:tc>
+        <w:tc>
+          <w:tcPr/>
+          <w:p>
+            <w:pPr>
+              <w:pStyle w:val="Compact"/>
+              <w:jc w:val="left"/>
+            </w:pPr>
+            <w:r>
+              <w:rPr>
+                <w:rStyle w:val="VerbatimChar"/>
+              </w:rPr>
+              <w:t xml:space="preserve">FormularioCheckout</w:t>
+            </w:r>
+            <w:r>
+              <w:t xml:space="preserve"> </w:t>
+            </w:r>
+            <w:r>
+              <w:t xml:space="preserve">(opciones de entrega),</w:t>
+            </w:r>
+            <w:r>
+              <w:t xml:space="preserve"> </w:t>
+            </w:r>
+            <w:r>
+              <w:rPr>
+                <w:rStyle w:val="VerbatimChar"/>
+              </w:rPr>
+              <w:t xml:space="preserve">calcularTotales</w:t>
+            </w:r>
+          </w:p>
+        </w:tc>
+        <w:tc>
+          <w:tcPr/>
+          <w:p>
+            <w:pPr>
+              <w:pStyle w:val="Compact"/>
+              <w:jc w:val="left"/>
+            </w:pPr>
+            <w:r>
+              <w:rPr>
+                <w:rStyle w:val="VerbatimChar"/>
+              </w:rPr>
+              <w:t xml:space="preserve">checkout.spec.jsx</w:t>
+            </w:r>
+            <w:r>
+              <w:t xml:space="preserve">,</w:t>
+            </w:r>
+            <w:r>
+              <w:t xml:space="preserve"> </w:t>
+            </w:r>
+            <w:r>
+              <w:rPr>
+                <w:rStyle w:val="VerbatimChar"/>
+              </w:rPr>
+              <w:t xml:space="preserve">precios.spec.js</w:t>
+            </w:r>
+          </w:p>
+        </w:tc>
+      </w:tr>
+      <w:tr>
+        <w:tc>
+          <w:tcPr/>
+          <w:p>
+            <w:pPr>
+              <w:pStyle w:val="Compact"/>
+              <w:jc w:val="left"/>
+            </w:pPr>
+            <w:r>
+              <w:t xml:space="preserve">RF-26</w:t>
+            </w:r>
+          </w:p>
+        </w:tc>
+        <w:tc>
+          <w:tcPr/>
+          <w:p>
+            <w:pPr>
+              <w:pStyle w:val="Compact"/>
+              <w:jc w:val="left"/>
+            </w:pPr>
+            <w:r>
+              <w:rPr>
+                <w:rStyle w:val="VerbatimChar"/>
+              </w:rPr>
+              <w:t xml:space="preserve">PaginaCheckout</w:t>
+            </w:r>
+            <w:r>
+              <w:t xml:space="preserve"> </w:t>
+            </w:r>
+            <w:r>
+              <w:t xml:space="preserve">(datosIniciales desde el usuario)</w:t>
+            </w:r>
+          </w:p>
+        </w:tc>
+        <w:tc>
+          <w:tcPr/>
+          <w:p>
+            <w:pPr>
+              <w:pStyle w:val="Compact"/>
+              <w:jc w:val="left"/>
+            </w:pPr>
+            <w:r>
+              <w:rPr>
+                <w:rStyle w:val="VerbatimChar"/>
+              </w:rPr>
+              <w:t xml:space="preserve">checkout.spec.jsx</w:t>
+            </w:r>
+          </w:p>
+        </w:tc>
+      </w:tr>
+      <w:tr>
+        <w:tc>
+          <w:tcPr/>
+          <w:p>
+            <w:pPr>
+              <w:pStyle w:val="Compact"/>
+              <w:jc w:val="left"/>
+            </w:pPr>
+            <w:r>
+              <w:t xml:space="preserve">RF-27</w:t>
+            </w:r>
+          </w:p>
+        </w:tc>
+        <w:tc>
+          <w:tcPr/>
+          <w:p>
+            <w:pPr>
+              <w:pStyle w:val="Compact"/>
+              <w:jc w:val="left"/>
+            </w:pPr>
+            <w:r>
+              <w:rPr>
+                <w:rStyle w:val="VerbatimChar"/>
+              </w:rPr>
+              <w:t xml:space="preserve">pagoEsAprobado</w:t>
             </w:r>
           </w:p>
         </w:tc>
@@ -7192,28 +7533,52 @@
               <w:jc w:val="left"/>
             </w:pPr>
             <w:r>
-              <w:t xml:space="preserve">RF-24</w:t>
-            </w:r>
-          </w:p>
-        </w:tc>
-        <w:tc>
-          <w:tcPr/>
-          <w:p>
-            <w:pPr>
-              <w:pStyle w:val="Compact"/>
-              <w:jc w:val="left"/>
-            </w:pPr>
-            <w:r>
-              <w:rPr>
-                <w:rStyle w:val="VerbatimChar"/>
-              </w:rPr>
-              <w:t xml:space="preserve">validarDatosCheckout</w:t>
+              <w:t xml:space="preserve">RF-28</w:t>
+            </w:r>
+          </w:p>
+        </w:tc>
+        <w:tc>
+          <w:tcPr/>
+          <w:p>
+            <w:pPr>
+              <w:pStyle w:val="Compact"/>
+              <w:jc w:val="left"/>
+            </w:pPr>
+            <w:r>
+              <w:rPr>
+                <w:rStyle w:val="VerbatimChar"/>
+              </w:rPr>
+              <w:t xml:space="preserve">PaginaCheckout.finalizarCompra</w:t>
+            </w:r>
+            <w:r>
+              <w:t xml:space="preserve">,</w:t>
             </w:r>
             <w:r>
               <w:t xml:space="preserve"> </w:t>
             </w:r>
             <w:r>
-              <w:t xml:space="preserve">(dirección condicional),</w:t>
+              <w:rPr>
+                <w:rStyle w:val="VerbatimChar"/>
+              </w:rPr>
+              <w:t xml:space="preserve">crearPedido</w:t>
+            </w:r>
+          </w:p>
+        </w:tc>
+        <w:tc>
+          <w:tcPr/>
+          <w:p>
+            <w:pPr>
+              <w:pStyle w:val="Compact"/>
+              <w:jc w:val="left"/>
+            </w:pPr>
+            <w:r>
+              <w:rPr>
+                <w:rStyle w:val="VerbatimChar"/>
+              </w:rPr>
+              <w:t xml:space="preserve">checkout.spec.jsx</w:t>
+            </w:r>
+            <w:r>
+              <w:t xml:space="preserve">,</w:t>
             </w:r>
             <w:r>
               <w:t xml:space="preserve"> </w:t>
@@ -7222,22 +7587,86 @@
               <w:rPr>
                 <w:rStyle w:val="VerbatimChar"/>
               </w:rPr>
-              <w:t xml:space="preserve">FormularioCheckout</w:t>
-            </w:r>
-          </w:p>
-        </w:tc>
-        <w:tc>
-          <w:tcPr/>
-          <w:p>
-            <w:pPr>
-              <w:pStyle w:val="Compact"/>
-              <w:jc w:val="left"/>
-            </w:pPr>
-            <w:r>
-              <w:rPr>
-                <w:rStyle w:val="VerbatimChar"/>
-              </w:rPr>
-              <w:t xml:space="preserve">validaciones.spec.js</w:t>
+              <w:t xml:space="preserve">baseDeDatos.spec.js</w:t>
+            </w:r>
+          </w:p>
+        </w:tc>
+      </w:tr>
+      <w:tr>
+        <w:tc>
+          <w:tcPr/>
+          <w:p>
+            <w:pPr>
+              <w:pStyle w:val="Compact"/>
+              <w:jc w:val="left"/>
+            </w:pPr>
+            <w:r>
+              <w:t xml:space="preserve">RF-29</w:t>
+            </w:r>
+          </w:p>
+        </w:tc>
+        <w:tc>
+          <w:tcPr/>
+          <w:p>
+            <w:pPr>
+              <w:pStyle w:val="Compact"/>
+              <w:jc w:val="left"/>
+            </w:pPr>
+            <w:r>
+              <w:rPr>
+                <w:rStyle w:val="VerbatimChar"/>
+              </w:rPr>
+              <w:t xml:space="preserve">PaginaCompraFallida</w:t>
+            </w:r>
+          </w:p>
+        </w:tc>
+        <w:tc>
+          <w:tcPr/>
+          <w:p>
+            <w:pPr>
+              <w:pStyle w:val="Compact"/>
+              <w:jc w:val="left"/>
+            </w:pPr>
+            <w:r>
+              <w:rPr>
+                <w:rStyle w:val="VerbatimChar"/>
+              </w:rPr>
+              <w:t xml:space="preserve">checkout.spec.jsx</w:t>
+            </w:r>
+            <w:r>
+              <w:t xml:space="preserve"> </w:t>
+            </w:r>
+            <w:r>
+              <w:t xml:space="preserve">(muestra la compra fallida); la conservación del carrito se verifica por revisión de código</w:t>
+            </w:r>
+          </w:p>
+        </w:tc>
+      </w:tr>
+      <w:tr>
+        <w:tc>
+          <w:tcPr/>
+          <w:p>
+            <w:pPr>
+              <w:pStyle w:val="Compact"/>
+              <w:jc w:val="left"/>
+            </w:pPr>
+            <w:r>
+              <w:t xml:space="preserve">RF-30</w:t>
+            </w:r>
+          </w:p>
+        </w:tc>
+        <w:tc>
+          <w:tcPr/>
+          <w:p>
+            <w:pPr>
+              <w:pStyle w:val="Compact"/>
+              <w:jc w:val="left"/>
+            </w:pPr>
+            <w:r>
+              <w:rPr>
+                <w:rStyle w:val="VerbatimChar"/>
+              </w:rPr>
+              <w:t xml:space="preserve">PaginaCompraExitosa</w:t>
             </w:r>
             <w:r>
               <w:t xml:space="preserve">,</w:t>
@@ -7249,6 +7678,33 @@
               <w:rPr>
                 <w:rStyle w:val="VerbatimChar"/>
               </w:rPr>
+              <w:t xml:space="preserve">obtenerPedidoPorId</w:t>
+            </w:r>
+          </w:p>
+        </w:tc>
+        <w:tc>
+          <w:tcPr/>
+          <w:p>
+            <w:pPr>
+              <w:pStyle w:val="Compact"/>
+              <w:jc w:val="left"/>
+            </w:pPr>
+            <w:r>
+              <w:rPr>
+                <w:rStyle w:val="VerbatimChar"/>
+              </w:rPr>
+              <w:t xml:space="preserve">casosLimite.spec.jsx</w:t>
+            </w:r>
+            <w:r>
+              <w:t xml:space="preserve">,</w:t>
+            </w:r>
+            <w:r>
+              <w:t xml:space="preserve"> </w:t>
+            </w:r>
+            <w:r>
+              <w:rPr>
+                <w:rStyle w:val="VerbatimChar"/>
+              </w:rPr>
               <w:t xml:space="preserve">checkout.spec.jsx</w:t>
             </w:r>
           </w:p>
@@ -7263,28 +7719,72 @@
               <w:jc w:val="left"/>
             </w:pPr>
             <w:r>
-              <w:t xml:space="preserve">RF-25</w:t>
-            </w:r>
-          </w:p>
-        </w:tc>
-        <w:tc>
-          <w:tcPr/>
-          <w:p>
-            <w:pPr>
-              <w:pStyle w:val="Compact"/>
-              <w:jc w:val="left"/>
-            </w:pPr>
-            <w:r>
-              <w:rPr>
-                <w:rStyle w:val="VerbatimChar"/>
-              </w:rPr>
-              <w:t xml:space="preserve">FormularioCheckout</w:t>
+              <w:t xml:space="preserve">RF-31</w:t>
+            </w:r>
+          </w:p>
+        </w:tc>
+        <w:tc>
+          <w:tcPr/>
+          <w:p>
+            <w:pPr>
+              <w:pStyle w:val="Compact"/>
+              <w:jc w:val="left"/>
+            </w:pPr>
+            <w:r>
+              <w:rPr>
+                <w:rStyle w:val="VerbatimChar"/>
+              </w:rPr>
+              <w:t xml:space="preserve">PaginaCheckout</w:t>
             </w:r>
             <w:r>
               <w:t xml:space="preserve"> </w:t>
             </w:r>
             <w:r>
-              <w:t xml:space="preserve">(opciones de entrega),</w:t>
+              <w:t xml:space="preserve">(pedido sin número de tarjeta)</w:t>
+            </w:r>
+          </w:p>
+        </w:tc>
+        <w:tc>
+          <w:tcPr/>
+          <w:p>
+            <w:pPr>
+              <w:pStyle w:val="Compact"/>
+              <w:jc w:val="left"/>
+            </w:pPr>
+            <w:r>
+              <w:t xml:space="preserve">Revisión de código</w:t>
+            </w:r>
+          </w:p>
+        </w:tc>
+      </w:tr>
+      <w:tr>
+        <w:tc>
+          <w:tcPr/>
+          <w:p>
+            <w:pPr>
+              <w:pStyle w:val="Compact"/>
+              <w:jc w:val="left"/>
+            </w:pPr>
+            <w:r>
+              <w:t xml:space="preserve">RF-32</w:t>
+            </w:r>
+          </w:p>
+        </w:tc>
+        <w:tc>
+          <w:tcPr/>
+          <w:p>
+            <w:pPr>
+              <w:pStyle w:val="Compact"/>
+              <w:jc w:val="left"/>
+            </w:pPr>
+            <w:r>
+              <w:rPr>
+                <w:rStyle w:val="VerbatimChar"/>
+              </w:rPr>
+              <w:t xml:space="preserve">PaginaAdmin</w:t>
+            </w:r>
+            <w:r>
+              <w:t xml:space="preserve">,</w:t>
             </w:r>
             <w:r>
               <w:t xml:space="preserve"> </w:t>
@@ -7293,22 +7793,51 @@
               <w:rPr>
                 <w:rStyle w:val="VerbatimChar"/>
               </w:rPr>
-              <w:t xml:space="preserve">calcularTotales</w:t>
-            </w:r>
-          </w:p>
-        </w:tc>
-        <w:tc>
-          <w:tcPr/>
-          <w:p>
-            <w:pPr>
-              <w:pStyle w:val="Compact"/>
-              <w:jc w:val="left"/>
-            </w:pPr>
-            <w:r>
-              <w:rPr>
-                <w:rStyle w:val="VerbatimChar"/>
-              </w:rPr>
-              <w:t xml:space="preserve">checkout.spec.jsx</w:t>
+              <w:t xml:space="preserve">TablaProductosAdmin</w:t>
+            </w:r>
+          </w:p>
+        </w:tc>
+        <w:tc>
+          <w:tcPr/>
+          <w:p>
+            <w:pPr>
+              <w:pStyle w:val="Compact"/>
+              <w:jc w:val="left"/>
+            </w:pPr>
+            <w:r>
+              <w:rPr>
+                <w:rStyle w:val="VerbatimChar"/>
+              </w:rPr>
+              <w:t xml:space="preserve">adminCrud.spec.jsx</w:t>
+            </w:r>
+          </w:p>
+        </w:tc>
+      </w:tr>
+      <w:tr>
+        <w:tc>
+          <w:tcPr/>
+          <w:p>
+            <w:pPr>
+              <w:pStyle w:val="Compact"/>
+              <w:jc w:val="left"/>
+            </w:pPr>
+            <w:r>
+              <w:t xml:space="preserve">RF-33</w:t>
+            </w:r>
+          </w:p>
+        </w:tc>
+        <w:tc>
+          <w:tcPr/>
+          <w:p>
+            <w:pPr>
+              <w:pStyle w:val="Compact"/>
+              <w:jc w:val="left"/>
+            </w:pPr>
+            <w:r>
+              <w:rPr>
+                <w:rStyle w:val="VerbatimChar"/>
+              </w:rPr>
+              <w:t xml:space="preserve">PaginaAdminProductoFormulario</w:t>
             </w:r>
             <w:r>
               <w:t xml:space="preserve">,</w:t>
@@ -7320,101 +7849,34 @@
               <w:rPr>
                 <w:rStyle w:val="VerbatimChar"/>
               </w:rPr>
-              <w:t xml:space="preserve">precios.spec.js</w:t>
-            </w:r>
-          </w:p>
-        </w:tc>
-      </w:tr>
-      <w:tr>
-        <w:tc>
-          <w:tcPr/>
-          <w:p>
-            <w:pPr>
-              <w:pStyle w:val="Compact"/>
-              <w:jc w:val="left"/>
-            </w:pPr>
-            <w:r>
-              <w:t xml:space="preserve">RF-26</w:t>
-            </w:r>
-          </w:p>
-        </w:tc>
-        <w:tc>
-          <w:tcPr/>
-          <w:p>
-            <w:pPr>
-              <w:pStyle w:val="Compact"/>
-              <w:jc w:val="left"/>
-            </w:pPr>
-            <w:r>
-              <w:rPr>
-                <w:rStyle w:val="VerbatimChar"/>
-              </w:rPr>
-              <w:t xml:space="preserve">PaginaCheckout</w:t>
+              <w:t xml:space="preserve">FormularioProducto</w:t>
+            </w:r>
+            <w:r>
+              <w:t xml:space="preserve">,</w:t>
             </w:r>
             <w:r>
               <w:t xml:space="preserve"> </w:t>
             </w:r>
             <w:r>
-              <w:t xml:space="preserve">(datosIniciales desde el usuario)</w:t>
-            </w:r>
-          </w:p>
-        </w:tc>
-        <w:tc>
-          <w:tcPr/>
-          <w:p>
-            <w:pPr>
-              <w:pStyle w:val="Compact"/>
-              <w:jc w:val="left"/>
-            </w:pPr>
-            <w:r>
-              <w:rPr>
-                <w:rStyle w:val="VerbatimChar"/>
-              </w:rPr>
-              <w:t xml:space="preserve">checkout.spec.jsx</w:t>
-            </w:r>
-          </w:p>
-        </w:tc>
-      </w:tr>
-      <w:tr>
-        <w:tc>
-          <w:tcPr/>
-          <w:p>
-            <w:pPr>
-              <w:pStyle w:val="Compact"/>
-              <w:jc w:val="left"/>
-            </w:pPr>
-            <w:r>
-              <w:t xml:space="preserve">RF-27</w:t>
-            </w:r>
-          </w:p>
-        </w:tc>
-        <w:tc>
-          <w:tcPr/>
-          <w:p>
-            <w:pPr>
-              <w:pStyle w:val="Compact"/>
-              <w:jc w:val="left"/>
-            </w:pPr>
-            <w:r>
-              <w:rPr>
-                <w:rStyle w:val="VerbatimChar"/>
-              </w:rPr>
-              <w:t xml:space="preserve">pagoEsAprobado</w:t>
-            </w:r>
-          </w:p>
-        </w:tc>
-        <w:tc>
-          <w:tcPr/>
-          <w:p>
-            <w:pPr>
-              <w:pStyle w:val="Compact"/>
-              <w:jc w:val="left"/>
-            </w:pPr>
-            <w:r>
-              <w:rPr>
-                <w:rStyle w:val="VerbatimChar"/>
-              </w:rPr>
-              <w:t xml:space="preserve">validaciones.spec.js</w:t>
+              <w:rPr>
+                <w:rStyle w:val="VerbatimChar"/>
+              </w:rPr>
+              <w:t xml:space="preserve">crearProducto</w:t>
+            </w:r>
+          </w:p>
+        </w:tc>
+        <w:tc>
+          <w:tcPr/>
+          <w:p>
+            <w:pPr>
+              <w:pStyle w:val="Compact"/>
+              <w:jc w:val="left"/>
+            </w:pPr>
+            <w:r>
+              <w:rPr>
+                <w:rStyle w:val="VerbatimChar"/>
+              </w:rPr>
+              <w:t xml:space="preserve">adminCrud.spec.jsx</w:t>
             </w:r>
             <w:r>
               <w:t xml:space="preserve">,</w:t>
@@ -7426,36 +7888,36 @@
               <w:rPr>
                 <w:rStyle w:val="VerbatimChar"/>
               </w:rPr>
-              <w:t xml:space="preserve">checkout.spec.jsx</w:t>
-            </w:r>
-          </w:p>
-        </w:tc>
-      </w:tr>
-      <w:tr>
-        <w:tc>
-          <w:tcPr/>
-          <w:p>
-            <w:pPr>
-              <w:pStyle w:val="Compact"/>
-              <w:jc w:val="left"/>
-            </w:pPr>
-            <w:r>
-              <w:t xml:space="preserve">RF-28</w:t>
-            </w:r>
-          </w:p>
-        </w:tc>
-        <w:tc>
-          <w:tcPr/>
-          <w:p>
-            <w:pPr>
-              <w:pStyle w:val="Compact"/>
-              <w:jc w:val="left"/>
-            </w:pPr>
-            <w:r>
-              <w:rPr>
-                <w:rStyle w:val="VerbatimChar"/>
-              </w:rPr>
-              <w:t xml:space="preserve">PaginaCheckout.finalizarCompra</w:t>
+              <w:t xml:space="preserve">baseDeDatos.spec.js</w:t>
+            </w:r>
+          </w:p>
+        </w:tc>
+      </w:tr>
+      <w:tr>
+        <w:tc>
+          <w:tcPr/>
+          <w:p>
+            <w:pPr>
+              <w:pStyle w:val="Compact"/>
+              <w:jc w:val="left"/>
+            </w:pPr>
+            <w:r>
+              <w:t xml:space="preserve">RF-34</w:t>
+            </w:r>
+          </w:p>
+        </w:tc>
+        <w:tc>
+          <w:tcPr/>
+          <w:p>
+            <w:pPr>
+              <w:pStyle w:val="Compact"/>
+              <w:jc w:val="left"/>
+            </w:pPr>
+            <w:r>
+              <w:rPr>
+                <w:rStyle w:val="VerbatimChar"/>
+              </w:rPr>
+              <w:t xml:space="preserve">PaginaAdminProductoFormulario</w:t>
             </w:r>
             <w:r>
               <w:t xml:space="preserve">,</w:t>
@@ -7467,22 +7929,22 @@
               <w:rPr>
                 <w:rStyle w:val="VerbatimChar"/>
               </w:rPr>
-              <w:t xml:space="preserve">crearPedido</w:t>
-            </w:r>
-          </w:p>
-        </w:tc>
-        <w:tc>
-          <w:tcPr/>
-          <w:p>
-            <w:pPr>
-              <w:pStyle w:val="Compact"/>
-              <w:jc w:val="left"/>
-            </w:pPr>
-            <w:r>
-              <w:rPr>
-                <w:rStyle w:val="VerbatimChar"/>
-              </w:rPr>
-              <w:t xml:space="preserve">checkout.spec.jsx</w:t>
+              <w:t xml:space="preserve">actualizarProducto</w:t>
+            </w:r>
+          </w:p>
+        </w:tc>
+        <w:tc>
+          <w:tcPr/>
+          <w:p>
+            <w:pPr>
+              <w:pStyle w:val="Compact"/>
+              <w:jc w:val="left"/>
+            </w:pPr>
+            <w:r>
+              <w:rPr>
+                <w:rStyle w:val="VerbatimChar"/>
+              </w:rPr>
+              <w:t xml:space="preserve">adminCrud.spec.jsx</w:t>
             </w:r>
             <w:r>
               <w:t xml:space="preserve">,</w:t>
@@ -7508,66 +7970,52 @@
               <w:jc w:val="left"/>
             </w:pPr>
             <w:r>
-              <w:t xml:space="preserve">RF-29</w:t>
-            </w:r>
-          </w:p>
-        </w:tc>
-        <w:tc>
-          <w:tcPr/>
-          <w:p>
-            <w:pPr>
-              <w:pStyle w:val="Compact"/>
-              <w:jc w:val="left"/>
-            </w:pPr>
-            <w:r>
-              <w:rPr>
-                <w:rStyle w:val="VerbatimChar"/>
-              </w:rPr>
-              <w:t xml:space="preserve">PaginaCompraFallida</w:t>
-            </w:r>
-          </w:p>
-        </w:tc>
-        <w:tc>
-          <w:tcPr/>
-          <w:p>
-            <w:pPr>
-              <w:pStyle w:val="Compact"/>
-              <w:jc w:val="left"/>
-            </w:pPr>
-            <w:r>
-              <w:rPr>
-                <w:rStyle w:val="VerbatimChar"/>
-              </w:rPr>
-              <w:t xml:space="preserve">checkout.spec.jsx</w:t>
-            </w:r>
-          </w:p>
-        </w:tc>
-      </w:tr>
-      <w:tr>
-        <w:tc>
-          <w:tcPr/>
-          <w:p>
-            <w:pPr>
-              <w:pStyle w:val="Compact"/>
-              <w:jc w:val="left"/>
-            </w:pPr>
-            <w:r>
-              <w:t xml:space="preserve">RF-30</w:t>
-            </w:r>
-          </w:p>
-        </w:tc>
-        <w:tc>
-          <w:tcPr/>
-          <w:p>
-            <w:pPr>
-              <w:pStyle w:val="Compact"/>
-              <w:jc w:val="left"/>
-            </w:pPr>
-            <w:r>
-              <w:rPr>
-                <w:rStyle w:val="VerbatimChar"/>
-              </w:rPr>
-              <w:t xml:space="preserve">PaginaCompraExitosa</w:t>
+              <w:t xml:space="preserve">RF-35</w:t>
+            </w:r>
+          </w:p>
+        </w:tc>
+        <w:tc>
+          <w:tcPr/>
+          <w:p>
+            <w:pPr>
+              <w:pStyle w:val="Compact"/>
+              <w:jc w:val="left"/>
+            </w:pPr>
+            <w:r>
+              <w:rPr>
+                <w:rStyle w:val="VerbatimChar"/>
+              </w:rPr>
+              <w:t xml:space="preserve">TablaProductosAdmin</w:t>
+            </w:r>
+            <w:r>
+              <w:t xml:space="preserve"> </w:t>
+            </w:r>
+            <w:r>
+              <w:t xml:space="preserve">(confirmación),</w:t>
+            </w:r>
+            <w:r>
+              <w:t xml:space="preserve"> </w:t>
+            </w:r>
+            <w:r>
+              <w:rPr>
+                <w:rStyle w:val="VerbatimChar"/>
+              </w:rPr>
+              <w:t xml:space="preserve">eliminarProducto</w:t>
+            </w:r>
+          </w:p>
+        </w:tc>
+        <w:tc>
+          <w:tcPr/>
+          <w:p>
+            <w:pPr>
+              <w:pStyle w:val="Compact"/>
+              <w:jc w:val="left"/>
+            </w:pPr>
+            <w:r>
+              <w:rPr>
+                <w:rStyle w:val="VerbatimChar"/>
+              </w:rPr>
+              <w:t xml:space="preserve">adminCrud.spec.jsx</w:t>
             </w:r>
             <w:r>
               <w:t xml:space="preserve">,</w:t>
@@ -7579,21 +8027,6 @@
               <w:rPr>
                 <w:rStyle w:val="VerbatimChar"/>
               </w:rPr>
-              <w:t xml:space="preserve">obtenerPedidoPorId</w:t>
-            </w:r>
-          </w:p>
-        </w:tc>
-        <w:tc>
-          <w:tcPr/>
-          <w:p>
-            <w:pPr>
-              <w:pStyle w:val="Compact"/>
-              <w:jc w:val="left"/>
-            </w:pPr>
-            <w:r>
-              <w:rPr>
-                <w:rStyle w:val="VerbatimChar"/>
-              </w:rPr>
               <w:t xml:space="preserve">casosLimite.spec.jsx</w:t>
             </w:r>
             <w:r>
@@ -7606,95 +8039,36 @@
               <w:rPr>
                 <w:rStyle w:val="VerbatimChar"/>
               </w:rPr>
-              <w:t xml:space="preserve">checkout.spec.jsx</w:t>
-            </w:r>
-          </w:p>
-        </w:tc>
-      </w:tr>
-      <w:tr>
-        <w:tc>
-          <w:tcPr/>
-          <w:p>
-            <w:pPr>
-              <w:pStyle w:val="Compact"/>
-              <w:jc w:val="left"/>
-            </w:pPr>
-            <w:r>
-              <w:t xml:space="preserve">RF-31</w:t>
-            </w:r>
-          </w:p>
-        </w:tc>
-        <w:tc>
-          <w:tcPr/>
-          <w:p>
-            <w:pPr>
-              <w:pStyle w:val="Compact"/>
-              <w:jc w:val="left"/>
-            </w:pPr>
-            <w:r>
-              <w:rPr>
-                <w:rStyle w:val="VerbatimChar"/>
-              </w:rPr>
-              <w:t xml:space="preserve">PaginaCheckout</w:t>
-            </w:r>
-            <w:r>
-              <w:t xml:space="preserve"> </w:t>
-            </w:r>
-            <w:r>
-              <w:t xml:space="preserve">(pedido sin número de tarjeta)</w:t>
-            </w:r>
-          </w:p>
-        </w:tc>
-        <w:tc>
-          <w:tcPr/>
-          <w:p>
-            <w:pPr>
-              <w:pStyle w:val="Compact"/>
-              <w:jc w:val="left"/>
-            </w:pPr>
-            <w:r>
-              <w:t xml:space="preserve">Revisión de código</w:t>
-            </w:r>
-          </w:p>
-        </w:tc>
-      </w:tr>
-      <w:tr>
-        <w:tc>
-          <w:tcPr/>
-          <w:p>
-            <w:pPr>
-              <w:pStyle w:val="Compact"/>
-              <w:jc w:val="left"/>
-            </w:pPr>
-            <w:r>
-              <w:t xml:space="preserve">RF-32</w:t>
-            </w:r>
-          </w:p>
-        </w:tc>
-        <w:tc>
-          <w:tcPr/>
-          <w:p>
-            <w:pPr>
-              <w:pStyle w:val="Compact"/>
-              <w:jc w:val="left"/>
-            </w:pPr>
-            <w:r>
-              <w:rPr>
-                <w:rStyle w:val="VerbatimChar"/>
-              </w:rPr>
-              <w:t xml:space="preserve">PaginaAdmin</w:t>
-            </w:r>
-            <w:r>
-              <w:t xml:space="preserve">,</w:t>
-            </w:r>
-            <w:r>
-              <w:t xml:space="preserve"> </w:t>
-            </w:r>
-            <w:r>
-              <w:rPr>
-                <w:rStyle w:val="VerbatimChar"/>
-              </w:rPr>
-              <w:t xml:space="preserve">TablaProductosAdmin</w:t>
+              <w:t xml:space="preserve">baseDeDatos.spec.js</w:t>
+            </w:r>
+          </w:p>
+        </w:tc>
+      </w:tr>
+      <w:tr>
+        <w:tc>
+          <w:tcPr/>
+          <w:p>
+            <w:pPr>
+              <w:pStyle w:val="Compact"/>
+              <w:jc w:val="left"/>
+            </w:pPr>
+            <w:r>
+              <w:t xml:space="preserve">RF-36</w:t>
+            </w:r>
+          </w:p>
+        </w:tc>
+        <w:tc>
+          <w:tcPr/>
+          <w:p>
+            <w:pPr>
+              <w:pStyle w:val="Compact"/>
+              <w:jc w:val="left"/>
+            </w:pPr>
+            <w:r>
+              <w:rPr>
+                <w:rStyle w:val="VerbatimChar"/>
+              </w:rPr>
+              <w:t xml:space="preserve">validarProducto</w:t>
             </w:r>
           </w:p>
         </w:tc>
@@ -7711,280 +8085,8 @@
               </w:rPr>
               <w:t xml:space="preserve">adminCrud.spec.jsx</w:t>
             </w:r>
-          </w:p>
-        </w:tc>
-      </w:tr>
-      <w:tr>
-        <w:tc>
-          <w:tcPr/>
-          <w:p>
-            <w:pPr>
-              <w:pStyle w:val="Compact"/>
-              <w:jc w:val="left"/>
-            </w:pPr>
-            <w:r>
-              <w:t xml:space="preserve">RF-33</w:t>
-            </w:r>
-          </w:p>
-        </w:tc>
-        <w:tc>
-          <w:tcPr/>
-          <w:p>
-            <w:pPr>
-              <w:pStyle w:val="Compact"/>
-              <w:jc w:val="left"/>
-            </w:pPr>
-            <w:r>
-              <w:rPr>
-                <w:rStyle w:val="VerbatimChar"/>
-              </w:rPr>
-              <w:t xml:space="preserve">PaginaAdminProductoFormulario</w:t>
-            </w:r>
-            <w:r>
-              <w:t xml:space="preserve">,</w:t>
-            </w:r>
-            <w:r>
-              <w:t xml:space="preserve"> </w:t>
-            </w:r>
-            <w:r>
-              <w:rPr>
-                <w:rStyle w:val="VerbatimChar"/>
-              </w:rPr>
-              <w:t xml:space="preserve">FormularioProducto</w:t>
-            </w:r>
-            <w:r>
-              <w:t xml:space="preserve">,</w:t>
-            </w:r>
-            <w:r>
-              <w:t xml:space="preserve"> </w:t>
-            </w:r>
-            <w:r>
-              <w:rPr>
-                <w:rStyle w:val="VerbatimChar"/>
-              </w:rPr>
-              <w:t xml:space="preserve">crearProducto</w:t>
-            </w:r>
-          </w:p>
-        </w:tc>
-        <w:tc>
-          <w:tcPr/>
-          <w:p>
-            <w:pPr>
-              <w:pStyle w:val="Compact"/>
-              <w:jc w:val="left"/>
-            </w:pPr>
-            <w:r>
-              <w:rPr>
-                <w:rStyle w:val="VerbatimChar"/>
-              </w:rPr>
-              <w:t xml:space="preserve">adminCrud.spec.jsx</w:t>
-            </w:r>
-            <w:r>
-              <w:t xml:space="preserve">,</w:t>
-            </w:r>
-            <w:r>
-              <w:t xml:space="preserve"> </w:t>
-            </w:r>
-            <w:r>
-              <w:rPr>
-                <w:rStyle w:val="VerbatimChar"/>
-              </w:rPr>
-              <w:t xml:space="preserve">baseDeDatos.spec.js</w:t>
-            </w:r>
-          </w:p>
-        </w:tc>
-      </w:tr>
-      <w:tr>
-        <w:tc>
-          <w:tcPr/>
-          <w:p>
-            <w:pPr>
-              <w:pStyle w:val="Compact"/>
-              <w:jc w:val="left"/>
-            </w:pPr>
-            <w:r>
-              <w:t xml:space="preserve">RF-34</w:t>
-            </w:r>
-          </w:p>
-        </w:tc>
-        <w:tc>
-          <w:tcPr/>
-          <w:p>
-            <w:pPr>
-              <w:pStyle w:val="Compact"/>
-              <w:jc w:val="left"/>
-            </w:pPr>
-            <w:r>
-              <w:rPr>
-                <w:rStyle w:val="VerbatimChar"/>
-              </w:rPr>
-              <w:t xml:space="preserve">PaginaAdminProductoFormulario</w:t>
-            </w:r>
-            <w:r>
-              <w:t xml:space="preserve">,</w:t>
-            </w:r>
-            <w:r>
-              <w:t xml:space="preserve"> </w:t>
-            </w:r>
-            <w:r>
-              <w:rPr>
-                <w:rStyle w:val="VerbatimChar"/>
-              </w:rPr>
-              <w:t xml:space="preserve">actualizarProducto</w:t>
-            </w:r>
-          </w:p>
-        </w:tc>
-        <w:tc>
-          <w:tcPr/>
-          <w:p>
-            <w:pPr>
-              <w:pStyle w:val="Compact"/>
-              <w:jc w:val="left"/>
-            </w:pPr>
-            <w:r>
-              <w:rPr>
-                <w:rStyle w:val="VerbatimChar"/>
-              </w:rPr>
-              <w:t xml:space="preserve">adminCrud.spec.jsx</w:t>
-            </w:r>
-            <w:r>
-              <w:t xml:space="preserve">,</w:t>
-            </w:r>
-            <w:r>
-              <w:t xml:space="preserve"> </w:t>
-            </w:r>
-            <w:r>
-              <w:rPr>
-                <w:rStyle w:val="VerbatimChar"/>
-              </w:rPr>
-              <w:t xml:space="preserve">baseDeDatos.spec.js</w:t>
-            </w:r>
-          </w:p>
-        </w:tc>
-      </w:tr>
-      <w:tr>
-        <w:tc>
-          <w:tcPr/>
-          <w:p>
-            <w:pPr>
-              <w:pStyle w:val="Compact"/>
-              <w:jc w:val="left"/>
-            </w:pPr>
-            <w:r>
-              <w:t xml:space="preserve">RF-35</w:t>
-            </w:r>
-          </w:p>
-        </w:tc>
-        <w:tc>
-          <w:tcPr/>
-          <w:p>
-            <w:pPr>
-              <w:pStyle w:val="Compact"/>
-              <w:jc w:val="left"/>
-            </w:pPr>
-            <w:r>
-              <w:rPr>
-                <w:rStyle w:val="VerbatimChar"/>
-              </w:rPr>
-              <w:t xml:space="preserve">TablaProductosAdmin</w:t>
-            </w:r>
-            <w:r>
-              <w:t xml:space="preserve"> </w:t>
-            </w:r>
-            <w:r>
-              <w:t xml:space="preserve">(confirmación),</w:t>
-            </w:r>
-            <w:r>
-              <w:t xml:space="preserve"> </w:t>
-            </w:r>
-            <w:r>
-              <w:rPr>
-                <w:rStyle w:val="VerbatimChar"/>
-              </w:rPr>
-              <w:t xml:space="preserve">eliminarProducto</w:t>
-            </w:r>
-          </w:p>
-        </w:tc>
-        <w:tc>
-          <w:tcPr/>
-          <w:p>
-            <w:pPr>
-              <w:pStyle w:val="Compact"/>
-              <w:jc w:val="left"/>
-            </w:pPr>
-            <w:r>
-              <w:rPr>
-                <w:rStyle w:val="VerbatimChar"/>
-              </w:rPr>
-              <w:t xml:space="preserve">adminCrud.spec.jsx</w:t>
-            </w:r>
-            <w:r>
-              <w:t xml:space="preserve">,</w:t>
-            </w:r>
-            <w:r>
-              <w:t xml:space="preserve"> </w:t>
-            </w:r>
-            <w:r>
-              <w:rPr>
-                <w:rStyle w:val="VerbatimChar"/>
-              </w:rPr>
-              <w:t xml:space="preserve">casosLimite.spec.jsx</w:t>
-            </w:r>
-            <w:r>
-              <w:t xml:space="preserve">,</w:t>
-            </w:r>
-            <w:r>
-              <w:t xml:space="preserve"> </w:t>
-            </w:r>
-            <w:r>
-              <w:rPr>
-                <w:rStyle w:val="VerbatimChar"/>
-              </w:rPr>
-              <w:t xml:space="preserve">baseDeDatos.spec.js</w:t>
-            </w:r>
-          </w:p>
-        </w:tc>
-      </w:tr>
-      <w:tr>
-        <w:tc>
-          <w:tcPr/>
-          <w:p>
-            <w:pPr>
-              <w:pStyle w:val="Compact"/>
-              <w:jc w:val="left"/>
-            </w:pPr>
-            <w:r>
-              <w:t xml:space="preserve">RF-36</w:t>
-            </w:r>
-          </w:p>
-        </w:tc>
-        <w:tc>
-          <w:tcPr/>
-          <w:p>
-            <w:pPr>
-              <w:pStyle w:val="Compact"/>
-              <w:jc w:val="left"/>
-            </w:pPr>
-            <w:r>
-              <w:rPr>
-                <w:rStyle w:val="VerbatimChar"/>
-              </w:rPr>
-              <w:t xml:space="preserve">validarProducto</w:t>
-            </w:r>
-          </w:p>
-        </w:tc>
-        <w:tc>
-          <w:tcPr/>
-          <w:p>
-            <w:pPr>
-              <w:pStyle w:val="Compact"/>
-              <w:jc w:val="left"/>
-            </w:pPr>
-            <w:r>
-              <w:rPr>
-                <w:rStyle w:val="VerbatimChar"/>
-              </w:rPr>
-              <w:t xml:space="preserve">adminCrud.spec.jsx</w:t>
+            <w:r>
+              <w:t xml:space="preserve">; el rango del descuento se verifica por revisión de código</w:t>
             </w:r>
           </w:p>
         </w:tc>
@@ -8292,6 +8394,68 @@
             </w:pPr>
             <w:r>
               <w:t xml:space="preserve">Versión final del documento para la Evaluación Parcial 2. Refleja la implementación completa: catálogo, carrito, sesión, checkout, panel administrativo y pruebas unitarias.</w:t>
+            </w:r>
+          </w:p>
+        </w:tc>
+        <w:tc>
+          <w:tcPr/>
+          <w:p>
+            <w:pPr>
+              <w:pStyle w:val="Compact"/>
+              <w:jc w:val="left"/>
+            </w:pPr>
+            <w:r>
+              <w:t xml:space="preserve">Vicente Mendoza</w:t>
+            </w:r>
+          </w:p>
+        </w:tc>
+      </w:tr>
+      <w:tr>
+        <w:tc>
+          <w:tcPr/>
+          <w:p>
+            <w:pPr>
+              <w:pStyle w:val="Compact"/>
+              <w:jc w:val="left"/>
+            </w:pPr>
+            <w:r>
+              <w:t xml:space="preserve">2.1</w:t>
+            </w:r>
+          </w:p>
+        </w:tc>
+        <w:tc>
+          <w:tcPr/>
+          <w:p>
+            <w:pPr>
+              <w:pStyle w:val="Compact"/>
+              <w:jc w:val="left"/>
+            </w:pPr>
+            <w:r>
+              <w:t xml:space="preserve">Octubre 2026</w:t>
+            </w:r>
+          </w:p>
+        </w:tc>
+        <w:tc>
+          <w:tcPr/>
+          <w:p>
+            <w:pPr>
+              <w:pStyle w:val="Compact"/>
+              <w:jc w:val="left"/>
+            </w:pPr>
+            <w:r>
+              <w:t xml:space="preserve">Revisión de afirmaciones: la trazabilidad se ajusta a lo que verifican las pruebas, los requisitos RNF-09, RNF-10 y RNF-11 se acotan a lo comprobado y se referencia</w:t>
+            </w:r>
+            <w:r>
+              <w:t xml:space="preserve"> </w:t>
+            </w:r>
+            <w:r>
+              <w:rPr>
+                <w:rStyle w:val="VerbatimChar"/>
+              </w:rPr>
+              <w:t xml:space="preserve">docs/Documento-Testing</w:t>
+            </w:r>
+            <w:r>
+              <w:t xml:space="preserve">. Sin cambios de funcionalidad.</w:t>
             </w:r>
           </w:p>
         </w:tc>

--- a/docs/ERS-V2.docx
+++ b/docs/ERS-V2.docx
@@ -1120,7 +1120,19 @@
         <w:t xml:space="preserve"> </w:t>
       </w:r>
       <w:r>
-        <w:t xml:space="preserve">Las imágenes de productos son provisionales (un marcador genérico) hasta que se cargue el material gráfico definitivo.</w:t>
+        <w:t xml:space="preserve">Los 8 productos iniciales tienen una imagen propia guardada en</w:t>
+      </w:r>
+      <w:r>
+        <w:t xml:space="preserve"> </w:t>
+      </w:r>
+      <w:r>
+        <w:rPr>
+          <w:rStyle w:val="VerbatimChar"/>
+        </w:rPr>
+        <w:t xml:space="preserve">public/img/</w:t>
+      </w:r>
+      <w:r>
+        <w:t xml:space="preserve">. Los productos que se crean desde el panel usan una imagen genérica, porque el sistema no incluye carga de imágenes.</w:t>
       </w:r>
     </w:p>
     <w:bookmarkEnd w:id="28"/>
@@ -8456,6 +8468,56 @@
             </w:r>
             <w:r>
               <w:t xml:space="preserve">. Sin cambios de funcionalidad.</w:t>
+            </w:r>
+          </w:p>
+        </w:tc>
+        <w:tc>
+          <w:tcPr/>
+          <w:p>
+            <w:pPr>
+              <w:pStyle w:val="Compact"/>
+              <w:jc w:val="left"/>
+            </w:pPr>
+            <w:r>
+              <w:t xml:space="preserve">Vicente Mendoza</w:t>
+            </w:r>
+          </w:p>
+        </w:tc>
+      </w:tr>
+      <w:tr>
+        <w:tc>
+          <w:tcPr/>
+          <w:p>
+            <w:pPr>
+              <w:pStyle w:val="Compact"/>
+              <w:jc w:val="left"/>
+            </w:pPr>
+            <w:r>
+              <w:t xml:space="preserve">2.2</w:t>
+            </w:r>
+          </w:p>
+        </w:tc>
+        <w:tc>
+          <w:tcPr/>
+          <w:p>
+            <w:pPr>
+              <w:pStyle w:val="Compact"/>
+              <w:jc w:val="left"/>
+            </w:pPr>
+            <w:r>
+              <w:t xml:space="preserve">Octubre 2026</w:t>
+            </w:r>
+          </w:p>
+        </w:tc>
+        <w:tc>
+          <w:tcPr/>
+          <w:p>
+            <w:pPr>
+              <w:pStyle w:val="Compact"/>
+              <w:jc w:val="left"/>
+            </w:pPr>
+            <w:r>
+              <w:t xml:space="preserve">Se agregan imágenes a los 8 productos iniciales y se actualiza el supuesto S-03. Sin cambios de lógica.</w:t>
             </w:r>
           </w:p>
         </w:tc>

--- a/docs/ERS-V2.docx
+++ b/docs/ERS-V2.docx
@@ -145,13 +145,49 @@
       <w:r>
         <w:t xml:space="preserve">Mendoza</w:t>
       </w:r>
+      <w:r>
+        <w:t xml:space="preserve"> </w:t>
+      </w:r>
+      <w:r>
+        <w:t xml:space="preserve">e</w:t>
+      </w:r>
+      <w:r>
+        <w:t xml:space="preserve"> </w:t>
+      </w:r>
+      <w:r>
+        <w:t xml:space="preserve">Isai</w:t>
+      </w:r>
+      <w:r>
+        <w:t xml:space="preserve"> </w:t>
+      </w:r>
+      <w:r>
+        <w:t xml:space="preserve">Sepulveda</w:t>
+      </w:r>
     </w:p>
     <w:p>
       <w:pPr>
         <w:pStyle w:val="Date"/>
       </w:pPr>
       <w:r>
-        <w:t xml:space="preserve">Octubre</w:t>
+        <w:t xml:space="preserve">29</w:t>
+      </w:r>
+      <w:r>
+        <w:t xml:space="preserve"> </w:t>
+      </w:r>
+      <w:r>
+        <w:t xml:space="preserve">de</w:t>
+      </w:r>
+      <w:r>
+        <w:t xml:space="preserve"> </w:t>
+      </w:r>
+      <w:r>
+        <w:t xml:space="preserve">octubre</w:t>
+      </w:r>
+      <w:r>
+        <w:t xml:space="preserve"> </w:t>
+      </w:r>
+      <w:r>
+        <w:t xml:space="preserve">de</w:t>
       </w:r>
       <w:r>
         <w:t xml:space="preserve"> </w:t>
@@ -520,6 +556,27 @@
       </w:pPr>
       <w:r>
         <w:t xml:space="preserve">Instrucciones de la Evaluación 2 (Anexo 1), DSY1104.</w:t>
+      </w:r>
+    </w:p>
+    <w:p>
+      <w:pPr>
+        <w:numPr>
+          <w:ilvl w:val="0"/>
+          <w:numId w:val="1001"/>
+        </w:numPr>
+        <w:pStyle w:val="Compact"/>
+      </w:pPr>
+      <w:r>
+        <w:t xml:space="preserve">Informe técnico del frontend de Fuma (</w:t>
+      </w:r>
+      <w:r>
+        <w:rPr>
+          <w:rStyle w:val="VerbatimChar"/>
+        </w:rPr>
+        <w:t xml:space="preserve">docs/Informe-Frontend</w:t>
+      </w:r>
+      <w:r>
+        <w:t xml:space="preserve">).</w:t>
       </w:r>
     </w:p>
     <w:p>
@@ -3217,7 +3274,7 @@
               <w:jc w:val="left"/>
             </w:pPr>
             <w:r>
-              <w:t xml:space="preserve">El administrador puede ver la lista de productos con categoría, precio y descuento.</w:t>
+              <w:t xml:space="preserve">El administrador puede ver la lista de productos con su imagen, categoría, precio y descuento.</w:t>
             </w:r>
           </w:p>
         </w:tc>
@@ -8530,6 +8587,65 @@
             </w:pPr>
             <w:r>
               <w:t xml:space="preserve">Vicente Mendoza</w:t>
+            </w:r>
+          </w:p>
+        </w:tc>
+      </w:tr>
+      <w:tr>
+        <w:tc>
+          <w:tcPr/>
+          <w:p>
+            <w:pPr>
+              <w:pStyle w:val="Compact"/>
+              <w:jc w:val="left"/>
+            </w:pPr>
+            <w:r>
+              <w:t xml:space="preserve">2.3</w:t>
+            </w:r>
+          </w:p>
+        </w:tc>
+        <w:tc>
+          <w:tcPr/>
+          <w:p>
+            <w:pPr>
+              <w:pStyle w:val="Compact"/>
+              <w:jc w:val="left"/>
+            </w:pPr>
+            <w:r>
+              <w:t xml:space="preserve">29 de octubre de 2026</w:t>
+            </w:r>
+          </w:p>
+        </w:tc>
+        <w:tc>
+          <w:tcPr/>
+          <w:p>
+            <w:pPr>
+              <w:pStyle w:val="Compact"/>
+              <w:jc w:val="left"/>
+            </w:pPr>
+            <w:r>
+              <w:t xml:space="preserve">Se agrega el informe técnico del frontend (</w:t>
+            </w:r>
+            <w:r>
+              <w:rPr>
+                <w:rStyle w:val="VerbatimChar"/>
+              </w:rPr>
+              <w:t xml:space="preserve">docs/Informe-Frontend</w:t>
+            </w:r>
+            <w:r>
+              <w:t xml:space="preserve">) a las referencias. La lista de productos del panel de administración muestra una miniatura de la imagen (RF-32) y las fotos de producto se muestran en recuadro cuadrado. Se incorpora a Isai Sepulveda como autor.</w:t>
+            </w:r>
+          </w:p>
+        </w:tc>
+        <w:tc>
+          <w:tcPr/>
+          <w:p>
+            <w:pPr>
+              <w:pStyle w:val="Compact"/>
+              <w:jc w:val="left"/>
+            </w:pPr>
+            <w:r>
+              <w:t xml:space="preserve">Vicente Mendoza e Isai Sepulveda</w:t>
             </w:r>
           </w:p>
         </w:tc>
@@ -9196,7 +9312,7 @@
       <w:rFonts w:asciiTheme="majorHAnsi" w:cstheme="majorBidi" w:eastAsiaTheme="majorEastAsia" w:hAnsiTheme="majorHAnsi"/>
       <w:b/>
       <w:bCs/>
-      <w:color w:themeColor="accent1" w:themeShade="B5" w:val="345A8A"/>
+      <w:color w:val="000000"/>
       <w:sz w:val="36"/>
       <w:szCs w:val="36"/>
     </w:rPr>
@@ -9249,11 +9365,10 @@
       <w:spacing w:after="0" w:before="300"/>
     </w:pPr>
     <w:rPr>
+      <w:color w:val="000000"/>
       <w:sz w:val="20"/>
       <w:szCs w:val="20"/>
       <w:b/>
-      <w:color w:val="345A8A"/>
-      &gt;
     </w:rPr>
   </w:style>
   <w:style w:customStyle="1" w:styleId="Abstract" w:type="paragraph">
@@ -9295,7 +9410,7 @@
       <w:rFonts w:asciiTheme="majorHAnsi" w:cstheme="majorBidi" w:eastAsiaTheme="majorEastAsia" w:hAnsiTheme="majorHAnsi"/>
       <w:b/>
       <w:bCs/>
-      <w:color w:themeColor="accent1" w:val="4F81BD"/>
+      <w:color w:val="000000"/>
       <w:sz w:val="32"/>
       <w:szCs w:val="32"/>
     </w:rPr>
@@ -9317,7 +9432,7 @@
       <w:rFonts w:asciiTheme="majorHAnsi" w:cstheme="majorBidi" w:eastAsiaTheme="majorEastAsia" w:hAnsiTheme="majorHAnsi"/>
       <w:b/>
       <w:bCs/>
-      <w:color w:themeColor="accent1" w:val="4F81BD"/>
+      <w:color w:val="000000"/>
       <w:sz w:val="28"/>
       <w:szCs w:val="28"/>
     </w:rPr>
@@ -9339,7 +9454,7 @@
       <w:rFonts w:asciiTheme="majorHAnsi" w:cstheme="majorBidi" w:eastAsiaTheme="majorEastAsia" w:hAnsiTheme="majorHAnsi"/>
       <w:b/>
       <w:bCs/>
-      <w:color w:themeColor="accent1" w:val="4F81BD"/>
+      <w:color w:val="000000"/>
       <w:sz w:val="24"/>
       <w:szCs w:val="24"/>
     </w:rPr>
@@ -9361,7 +9476,7 @@
       <w:rFonts w:asciiTheme="majorHAnsi" w:cstheme="majorBidi" w:eastAsiaTheme="majorEastAsia" w:hAnsiTheme="majorHAnsi"/>
       <w:i/>
       <w:bCs/>
-      <w:color w:themeColor="accent1" w:val="4F81BD"/>
+      <w:color w:val="000000"/>
       <w:sz w:val="24"/>
       <w:szCs w:val="24"/>
     </w:rPr>
@@ -9382,7 +9497,7 @@
     <w:rPr>
       <w:rFonts w:asciiTheme="majorHAnsi" w:cstheme="majorBidi" w:eastAsiaTheme="majorEastAsia" w:hAnsiTheme="majorHAnsi"/>
       <w:iCs/>
-      <w:color w:themeColor="accent1" w:val="4F81BD"/>
+      <w:color w:val="000000"/>
       <w:sz w:val="24"/>
       <w:szCs w:val="24"/>
     </w:rPr>
@@ -9402,7 +9517,7 @@
     </w:pPr>
     <w:rPr>
       <w:rFonts w:asciiTheme="majorHAnsi" w:cstheme="majorBidi" w:eastAsiaTheme="majorEastAsia" w:hAnsiTheme="majorHAnsi"/>
-      <w:color w:themeColor="accent1" w:val="4F81BD"/>
+      <w:color w:val="000000"/>
       <w:sz w:val="24"/>
       <w:szCs w:val="24"/>
     </w:rPr>
@@ -9422,7 +9537,7 @@
     </w:pPr>
     <w:rPr>
       <w:rFonts w:asciiTheme="majorHAnsi" w:cstheme="majorBidi" w:eastAsiaTheme="majorEastAsia" w:hAnsiTheme="majorHAnsi"/>
-      <w:color w:themeColor="accent1" w:val="4F81BD"/>
+      <w:color w:val="000000"/>
       <w:sz w:val="24"/>
       <w:szCs w:val="24"/>
     </w:rPr>
@@ -9442,7 +9557,7 @@
     </w:pPr>
     <w:rPr>
       <w:rFonts w:asciiTheme="majorHAnsi" w:cstheme="majorBidi" w:eastAsiaTheme="majorEastAsia" w:hAnsiTheme="majorHAnsi"/>
-      <w:color w:themeColor="accent1" w:val="4F81BD"/>
+      <w:color w:val="000000"/>
       <w:sz w:val="24"/>
       <w:szCs w:val="24"/>
     </w:rPr>
@@ -9462,7 +9577,7 @@
     </w:pPr>
     <w:rPr>
       <w:rFonts w:asciiTheme="majorHAnsi" w:cstheme="majorBidi" w:eastAsiaTheme="majorEastAsia" w:hAnsiTheme="majorHAnsi"/>
-      <w:color w:themeColor="accent1" w:val="4F81BD"/>
+      <w:color w:val="000000"/>
       <w:sz w:val="24"/>
       <w:szCs w:val="24"/>
     </w:rPr>
@@ -9601,7 +9716,7 @@
     <w:name w:val="Hyperlink"/>
     <w:basedOn w:val="BodyTextChar"/>
     <w:rPr>
-      <w:color w:themeColor="accent1" w:val="4F81BD"/>
+      <w:color w:val="000000"/>
     </w:rPr>
   </w:style>
   <w:style w:styleId="TOCHeading" w:type="paragraph">
@@ -9619,7 +9734,7 @@
       <w:rFonts w:asciiTheme="majorHAnsi" w:cstheme="majorBidi" w:eastAsiaTheme="majorEastAsia" w:hAnsiTheme="majorHAnsi"/>
       <w:b w:val="0"/>
       <w:bCs w:val="0"/>
-      <w:color w:themeColor="accent1" w:themeShade="BF" w:val="365F91"/>
+      <w:color w:val="000000"/>
     </w:rPr>
   </w:style>
   <w:style w:type="paragraph" w:customStyle="1" w:styleId="SourceCode">
@@ -9634,7 +9749,6 @@
     <w:name w:val="KeywordTok"/>
     <w:basedOn w:val="VerbatimChar"/>
     <w:rPr>
-      <w:color w:val="007020"/>
       <w:b/>
     </w:rPr>
   </w:style>
@@ -9642,85 +9756,63 @@
     <w:name w:val="DataTypeTok"/>
     <w:basedOn w:val="VerbatimChar"/>
     <w:rPr>
-      <w:color w:val="902000"/>
+      <w:u/>
     </w:rPr>
   </w:style>
   <w:style w:type="character" w:customStyle="1" w:styleId="DecValTok">
     <w:name w:val="DecValTok"/>
     <w:basedOn w:val="VerbatimChar"/>
-    <w:rPr>
-      <w:color w:val="40a070"/>
-    </w:rPr>
+    <w:rPr/>
   </w:style>
   <w:style w:type="character" w:customStyle="1" w:styleId="BaseNTok">
     <w:name w:val="BaseNTok"/>
     <w:basedOn w:val="VerbatimChar"/>
-    <w:rPr>
-      <w:color w:val="40a070"/>
-    </w:rPr>
+    <w:rPr/>
   </w:style>
   <w:style w:type="character" w:customStyle="1" w:styleId="FloatTok">
     <w:name w:val="FloatTok"/>
     <w:basedOn w:val="VerbatimChar"/>
-    <w:rPr>
-      <w:color w:val="40a070"/>
-    </w:rPr>
+    <w:rPr/>
   </w:style>
   <w:style w:type="character" w:customStyle="1" w:styleId="ConstantTok">
     <w:name w:val="ConstantTok"/>
     <w:basedOn w:val="VerbatimChar"/>
-    <w:rPr>
-      <w:color w:val="880000"/>
-    </w:rPr>
+    <w:rPr/>
   </w:style>
   <w:style w:type="character" w:customStyle="1" w:styleId="CharTok">
     <w:name w:val="CharTok"/>
     <w:basedOn w:val="VerbatimChar"/>
-    <w:rPr>
-      <w:color w:val="4070a0"/>
-    </w:rPr>
+    <w:rPr/>
   </w:style>
   <w:style w:type="character" w:customStyle="1" w:styleId="SpecialCharTok">
     <w:name w:val="SpecialCharTok"/>
     <w:basedOn w:val="VerbatimChar"/>
-    <w:rPr>
-      <w:color w:val="4070a0"/>
-    </w:rPr>
+    <w:rPr/>
   </w:style>
   <w:style w:type="character" w:customStyle="1" w:styleId="StringTok">
     <w:name w:val="StringTok"/>
     <w:basedOn w:val="VerbatimChar"/>
-    <w:rPr>
-      <w:color w:val="4070a0"/>
-    </w:rPr>
+    <w:rPr/>
   </w:style>
   <w:style w:type="character" w:customStyle="1" w:styleId="VerbatimStringTok">
     <w:name w:val="VerbatimStringTok"/>
     <w:basedOn w:val="VerbatimChar"/>
-    <w:rPr>
-      <w:color w:val="4070a0"/>
-    </w:rPr>
+    <w:rPr/>
   </w:style>
   <w:style w:type="character" w:customStyle="1" w:styleId="SpecialStringTok">
     <w:name w:val="SpecialStringTok"/>
     <w:basedOn w:val="VerbatimChar"/>
-    <w:rPr>
-      <w:color w:val="bb6688"/>
-    </w:rPr>
+    <w:rPr/>
   </w:style>
   <w:style w:type="character" w:customStyle="1" w:styleId="ImportTok">
     <w:name w:val="ImportTok"/>
     <w:basedOn w:val="VerbatimChar"/>
-    <w:rPr>
-      <w:color w:val="008000"/>
-      <w:b/>
-    </w:rPr>
+    <w:rPr/>
   </w:style>
   <w:style w:type="character" w:customStyle="1" w:styleId="CommentTok">
     <w:name w:val="CommentTok"/>
     <w:basedOn w:val="VerbatimChar"/>
     <w:rPr>
-      <w:color w:val="60a0b0"/>
       <w:i/>
     </w:rPr>
   </w:style>
@@ -9728,7 +9820,6 @@
     <w:name w:val="DocumentationTok"/>
     <w:basedOn w:val="VerbatimChar"/>
     <w:rPr>
-      <w:color w:val="ba2121"/>
       <w:i/>
     </w:rPr>
   </w:style>
@@ -9736,8 +9827,6 @@
     <w:name w:val="AnnotationTok"/>
     <w:basedOn w:val="VerbatimChar"/>
     <w:rPr>
-      <w:color w:val="60a0b0"/>
-      <w:b/>
       <w:i/>
     </w:rPr>
   </w:style>
@@ -9745,53 +9834,40 @@
     <w:name w:val="CommentVarTok"/>
     <w:basedOn w:val="VerbatimChar"/>
     <w:rPr>
-      <w:color w:val="60a0b0"/>
-      <w:b/>
       <w:i/>
     </w:rPr>
   </w:style>
   <w:style w:type="character" w:customStyle="1" w:styleId="OtherTok">
     <w:name w:val="OtherTok"/>
     <w:basedOn w:val="VerbatimChar"/>
-    <w:rPr>
-      <w:color w:val="007020"/>
-    </w:rPr>
+    <w:rPr/>
   </w:style>
   <w:style w:type="character" w:customStyle="1" w:styleId="FunctionTok">
     <w:name w:val="FunctionTok"/>
     <w:basedOn w:val="VerbatimChar"/>
-    <w:rPr>
-      <w:color w:val="06287e"/>
-    </w:rPr>
+    <w:rPr/>
   </w:style>
   <w:style w:type="character" w:customStyle="1" w:styleId="VariableTok">
     <w:name w:val="VariableTok"/>
     <w:basedOn w:val="VerbatimChar"/>
-    <w:rPr>
-      <w:color w:val="19177c"/>
-    </w:rPr>
+    <w:rPr/>
   </w:style>
   <w:style w:type="character" w:customStyle="1" w:styleId="ControlFlowTok">
     <w:name w:val="ControlFlowTok"/>
     <w:basedOn w:val="VerbatimChar"/>
     <w:rPr>
-      <w:color w:val="007020"/>
       <w:b/>
     </w:rPr>
   </w:style>
   <w:style w:type="character" w:customStyle="1" w:styleId="OperatorTok">
     <w:name w:val="OperatorTok"/>
     <w:basedOn w:val="VerbatimChar"/>
-    <w:rPr>
-      <w:color w:val="666666"/>
-    </w:rPr>
+    <w:rPr/>
   </w:style>
   <w:style w:type="character" w:customStyle="1" w:styleId="BuiltInTok">
     <w:name w:val="BuiltInTok"/>
     <w:basedOn w:val="VerbatimChar"/>
-    <w:rPr>
-      <w:color w:val="008000"/>
-    </w:rPr>
+    <w:rPr/>
   </w:style>
   <w:style w:type="character" w:customStyle="1" w:styleId="ExtensionTok">
     <w:name w:val="ExtensionTok"/>
@@ -9802,15 +9878,13 @@
     <w:name w:val="PreprocessorTok"/>
     <w:basedOn w:val="VerbatimChar"/>
     <w:rPr>
-      <w:color w:val="bc7a00"/>
+      <w:b/>
     </w:rPr>
   </w:style>
   <w:style w:type="character" w:customStyle="1" w:styleId="AttributeTok">
     <w:name w:val="AttributeTok"/>
     <w:basedOn w:val="VerbatimChar"/>
-    <w:rPr>
-      <w:color w:val="7d9029"/>
-    </w:rPr>
+    <w:rPr/>
   </w:style>
   <w:style w:type="character" w:customStyle="1" w:styleId="RegionMarkerTok">
     <w:name w:val="RegionMarkerTok"/>
@@ -9821,8 +9895,6 @@
     <w:name w:val="InformationTok"/>
     <w:basedOn w:val="VerbatimChar"/>
     <w:rPr>
-      <w:color w:val="60a0b0"/>
-      <w:b/>
       <w:i/>
     </w:rPr>
   </w:style>
@@ -9830,8 +9902,6 @@
     <w:name w:val="WarningTok"/>
     <w:basedOn w:val="VerbatimChar"/>
     <w:rPr>
-      <w:color w:val="60a0b0"/>
-      <w:b/>
       <w:i/>
     </w:rPr>
   </w:style>
@@ -9839,7 +9909,6 @@
     <w:name w:val="AlertTok"/>
     <w:basedOn w:val="VerbatimChar"/>
     <w:rPr>
-      <w:color w:val="ff0000"/>
       <w:b/>
     </w:rPr>
   </w:style>
@@ -9847,7 +9916,6 @@
     <w:name w:val="ErrorTok"/>
     <w:basedOn w:val="VerbatimChar"/>
     <w:rPr>
-      <w:color w:val="ff0000"/>
       <w:b/>
     </w:rPr>
   </w:style>
